--- a/output/docx/es/BUFRCREX_TableB_es_40.docx
+++ b/output/docx/es/BUFRCREX_TableB_es_40.docx
@@ -13497,7 +13497,7 @@
                 <w:b w:val="0"/>
                 <w:sz w:val="16"/>
               </w:rPr>
-              <w:t>Note 114: PWLR: regresión segmentada lineal cúbica. Se trata de un método de estimación óptima por primera aproximación.</w:t>
+              <w:t>Note B114: PWLR: regresión segmentada lineal cúbica. Se trata de un método de estimación óptima por primera aproximación.</w:t>
             </w:r>
           </w:p>
         </w:tc>
